--- a/Menoufia University - System analysis and design project.docx
+++ b/Menoufia University - System analysis and design project.docx
@@ -10,7 +10,6 @@
         </w:tabs>
         <w:ind w:firstLine="180"/>
         <w:rPr>
-          <w:rFonts w:hint="cs"/>
           <w:sz w:val="44"/>
           <w:szCs w:val="44"/>
           <w:rtl/>
@@ -259,7 +258,7 @@
           <w:noProof/>
         </w:rPr>
         <w:drawing>
-          <wp:anchor distT="0" distB="0" distL="114300" distR="114300" simplePos="0" relativeHeight="251658240" behindDoc="1" locked="0" layoutInCell="1" allowOverlap="1" wp14:anchorId="09D736DF" wp14:editId="271FB0FD">
+          <wp:anchor distT="0" distB="0" distL="114300" distR="114300" simplePos="0" relativeHeight="251658240" behindDoc="1" locked="0" layoutInCell="1" allowOverlap="1" wp14:anchorId="09D736DF" wp14:editId="5525C5FC">
             <wp:simplePos x="0" y="0"/>
             <wp:positionH relativeFrom="margin">
               <wp:posOffset>2628900</wp:posOffset>
@@ -851,7 +850,14 @@
                 <w:sz w:val="44"/>
                 <w:szCs w:val="44"/>
               </w:rPr>
-              <w:t>Sayed</w:t>
+              <w:t>Elsayed Reda</w:t>
+            </w:r>
+            <w:r>
+              <w:rPr>
+                <w:sz w:val="44"/>
+                <w:szCs w:val="44"/>
+              </w:rPr>
+              <w:t xml:space="preserve"> Elsheikh</w:t>
             </w:r>
           </w:p>
         </w:tc>
@@ -872,7 +878,7 @@
                 <w:sz w:val="44"/>
                 <w:szCs w:val="44"/>
               </w:rPr>
-              <w:t>2</w:t>
+              <w:t>1</w:t>
             </w:r>
           </w:p>
         </w:tc>
@@ -916,14 +922,7 @@
                 <w:sz w:val="44"/>
                 <w:szCs w:val="44"/>
               </w:rPr>
-              <w:t xml:space="preserve">Mostafa Elsayed </w:t>
-            </w:r>
-            <w:r>
-              <w:rPr>
-                <w:sz w:val="44"/>
-                <w:szCs w:val="44"/>
-              </w:rPr>
-              <w:t>Mostafa Elsayed</w:t>
+              <w:t>Mostafa Elsayed Mostafa Elsayed</w:t>
             </w:r>
           </w:p>
         </w:tc>
